--- a/03_Outputs/final scripts/pt/Module 8/8.2.0-pt.docx
+++ b/03_Outputs/final scripts/pt/Module 8/8.2.0-pt.docx
@@ -24,7 +24,7 @@
     </w:p>
     <w:p>
       <w:r>
-        <w:t xml:space="preserve">Igualmente importantes são os modelos de propriedade local. Cooperativas de energia capacitam comunidades a reunir recursos, investir em projetos renováveis compartilhados e ganhar mais controle sobre seu fornecimento de energia. Esses modelos democratizam o acesso, criam empregos locais e mantêm receitas dentro das comunidades, ao mesmo tempo em que constroem resiliência de longo prazo em áreas rurais e desfavorecidas.  </w:t>
+        <w:t xml:space="preserve">Igualmente importantes são os modelos de propriedade local. Cooperativas de energia capacitam comunidades a reunir recursos, investir em projetos renováveis compartilhados e ganhar mais controle sobre seu fornecimento de energia. Esses modelos democratizam o acesso, criam empregos locais e mantêm receitas dentro das comunidades, ao mesmo tempo em que constroem resiliência de longo prazo em áreas rurais e carentes.  </w:t>
       </w:r>
     </w:p>
     <w:p>
